--- a/Semana06/Estudiante_Entrega_GitHub_Semana06.docx
+++ b/Semana06/Estudiante_Entrega_GitHub_Semana06.docx
@@ -174,8 +174,19 @@
                 <w:sz w:val="24"/>
                 <w:szCs w:val="24"/>
               </w:rPr>
-              <w:t>Nombre del estudiante</w:t>
+              <w:t xml:space="preserve">Nombre del </w:t>
             </w:r>
+            <w:proofErr w:type="spellStart"/>
+            <w:r>
+              <w:rPr>
+                <w:b/>
+                <w:color w:val="004F59"/>
+                <w:sz w:val="24"/>
+                <w:szCs w:val="24"/>
+              </w:rPr>
+              <w:t>estudiante</w:t>
+            </w:r>
+            <w:proofErr w:type="spellEnd"/>
           </w:p>
         </w:tc>
         <w:tc>
@@ -203,7 +214,7 @@
                 <w:sz w:val="24"/>
                 <w:szCs w:val="24"/>
               </w:rPr>
-              <w:t>Escriba aquí...</w:t>
+              <w:t>Adrián Herra Vargas</w:t>
             </w:r>
           </w:p>
         </w:tc>
@@ -267,7 +278,7 @@
                 <w:sz w:val="24"/>
                 <w:szCs w:val="24"/>
               </w:rPr>
-              <w:t>Escriba aquí...</w:t>
+              <w:t>Programación G2</w:t>
             </w:r>
           </w:p>
         </w:tc>
@@ -295,6 +306,7 @@
                 <w:szCs w:val="24"/>
               </w:rPr>
             </w:pPr>
+            <w:proofErr w:type="spellStart"/>
             <w:r>
               <w:rPr>
                 <w:b/>
@@ -302,8 +314,29 @@
                 <w:sz w:val="24"/>
                 <w:szCs w:val="24"/>
               </w:rPr>
-              <w:t>Fecha de entrega</w:t>
+              <w:t>Fecha</w:t>
             </w:r>
+            <w:proofErr w:type="spellEnd"/>
+            <w:r>
+              <w:rPr>
+                <w:b/>
+                <w:color w:val="004F59"/>
+                <w:sz w:val="24"/>
+                <w:szCs w:val="24"/>
+              </w:rPr>
+              <w:t xml:space="preserve"> de </w:t>
+            </w:r>
+            <w:proofErr w:type="spellStart"/>
+            <w:r>
+              <w:rPr>
+                <w:b/>
+                <w:color w:val="004F59"/>
+                <w:sz w:val="24"/>
+                <w:szCs w:val="24"/>
+              </w:rPr>
+              <w:t>entrega</w:t>
+            </w:r>
+            <w:proofErr w:type="spellEnd"/>
           </w:p>
         </w:tc>
         <w:tc>
@@ -331,7 +364,27 @@
                 <w:sz w:val="24"/>
                 <w:szCs w:val="24"/>
               </w:rPr>
-              <w:t>Escriba aquí...</w:t>
+              <w:t xml:space="preserve">Viernes 23 </w:t>
+            </w:r>
+            <w:proofErr w:type="spellStart"/>
+            <w:r>
+              <w:rPr>
+                <w:i/>
+                <w:color w:val="666666"/>
+                <w:sz w:val="24"/>
+                <w:szCs w:val="24"/>
+              </w:rPr>
+              <w:t>Octubre</w:t>
+            </w:r>
+            <w:proofErr w:type="spellEnd"/>
+            <w:r>
+              <w:rPr>
+                <w:i/>
+                <w:color w:val="666666"/>
+                <w:sz w:val="24"/>
+                <w:szCs w:val="24"/>
+              </w:rPr>
+              <w:t xml:space="preserve"> 2026</w:t>
             </w:r>
           </w:p>
         </w:tc>
@@ -432,7 +485,27 @@
           <w:sz w:val="24"/>
           <w:szCs w:val="24"/>
         </w:rPr>
-        <w:t>Enlace público de GitHub</w:t>
+        <w:t xml:space="preserve">Enlace </w:t>
+      </w:r>
+      <w:proofErr w:type="spellStart"/>
+      <w:r>
+        <w:rPr>
+          <w:b/>
+          <w:color w:val="003B2F"/>
+          <w:sz w:val="24"/>
+          <w:szCs w:val="24"/>
+        </w:rPr>
+        <w:t>público</w:t>
+      </w:r>
+      <w:proofErr w:type="spellEnd"/>
+      <w:r>
+        <w:rPr>
+          <w:b/>
+          <w:color w:val="003B2F"/>
+          <w:sz w:val="24"/>
+          <w:szCs w:val="24"/>
+        </w:rPr>
+        <w:t xml:space="preserve"> de GitHub</w:t>
       </w:r>
     </w:p>
     <w:tbl>
@@ -467,15 +540,25 @@
                 <w:szCs w:val="24"/>
               </w:rPr>
             </w:pPr>
-            <w:r>
+            <w:hyperlink r:id="rId8" w:history="1">
+              <w:r>
+                <w:rPr>
+                  <w:rStyle w:val="Hipervnculo"/>
+                  <w:sz w:val="24"/>
+                  <w:szCs w:val="24"/>
+                </w:rPr>
+                <w:t>https://github.com/adrianherra/Programaci-n-2026/tree/main/Semana06</w:t>
+              </w:r>
+            </w:hyperlink>
+          </w:p>
+          <w:p>
+            <w:pPr>
+              <w:jc w:val="center"/>
               <w:rPr>
-                <w:i/>
-                <w:color w:val="5A5A5A"/>
                 <w:sz w:val="24"/>
                 <w:szCs w:val="24"/>
               </w:rPr>
-              <w:t>https://github.com/____________________________________________</w:t>
-            </w:r>
+            </w:pPr>
           </w:p>
         </w:tc>
       </w:tr>
@@ -516,7 +599,7 @@
       </w:r>
     </w:p>
     <w:sectPr>
-      <w:footerReference w:type="default" r:id="rId8"/>
+      <w:footerReference w:type="default" r:id="rId9"/>
       <w:pgSz w:w="12240" w:h="15840"/>
       <w:pgMar w:top="792" w:right="1008" w:bottom="792" w:left="1008" w:header="720" w:footer="720" w:gutter="0"/>
       <w:cols w:space="720"/>
@@ -2009,7 +2092,7 @@
       <w:szCs w:val="18"/>
     </w:rPr>
   </w:style>
-  <w:style w:type="character" w:styleId="Textoennegrita">
+  <w:style w:type="character" w:styleId="Fuerte">
     <w:name w:val="Strong"/>
     <w:basedOn w:val="Fuentedeprrafopredeter"/>
     <w:uiPriority w:val="22"/>
@@ -12200,6 +12283,29 @@
         <w:shd w:val="clear" w:color="auto" w:fill="FBCAA2" w:themeFill="accent6" w:themeFillTint="7F"/>
       </w:tcPr>
     </w:tblStylePr>
+  </w:style>
+  <w:style w:type="character" w:styleId="Hipervnculo">
+    <w:name w:val="Hyperlink"/>
+    <w:basedOn w:val="Fuentedeprrafopredeter"/>
+    <w:uiPriority w:val="99"/>
+    <w:unhideWhenUsed/>
+    <w:rsid w:val="00512CE0"/>
+    <w:rPr>
+      <w:color w:val="0000FF" w:themeColor="hyperlink"/>
+      <w:u w:val="single"/>
+    </w:rPr>
+  </w:style>
+  <w:style w:type="character" w:styleId="Mencinsinresolver">
+    <w:name w:val="Unresolved Mention"/>
+    <w:basedOn w:val="Fuentedeprrafopredeter"/>
+    <w:uiPriority w:val="99"/>
+    <w:semiHidden/>
+    <w:unhideWhenUsed/>
+    <w:rsid w:val="00512CE0"/>
+    <w:rPr>
+      <w:color w:val="605E5C"/>
+      <w:shd w:val="clear" w:color="auto" w:fill="E1DFDD"/>
+    </w:rPr>
   </w:style>
 </w:styles>
 </file>
